--- a/physical_piano/share/Physical_Piano_Supervisor_Brief.docx
+++ b/physical_piano/share/Physical_Piano_Supervisor_Brief.docx
@@ -1024,7 +1024,7 @@
                 <w:sz w:val="19"/>
                 <w:szCs w:val="19"/>
               </w:rPr>
-              <w:t xml:space="preserve">~$450</w:t>
+              <w:t xml:space="preserve">~$457</w:t>
             </w:r>
           </w:p>
         </w:tc>
@@ -1203,7 +1203,7 @@
           <w:sz w:val="19"/>
           <w:szCs w:val="19"/>
         </w:rPr>
-        <w:t xml:space="preserve"> win, not a dramatic one: printed mass drops from ~490 g to ~275 g, but laser machine time is billed hourly and isn't published, so the net saving is probably $40–90. I'll get a real number at the consult.</w:t>
+        <w:t xml:space="preserve"> win, not a dramatic one: printed mass drops from ~502 g to ~275 g, but laser machine time is billed hourly and isn't published, so the net saving is probably $40–90. I'll get a real number at the consult.</w:t>
       </w:r>
     </w:p>
     <w:p>
